--- a/06_산출물_문서/3계층_양식기록/F-821-01_변경관리요청서.docx
+++ b/06_산출물_문서/3계층_양식기록/F-821-01_변경관리요청서.docx
@@ -270,11 +270,11 @@
     </w:p>
     <w:tbl>
       <w:tblPr>
-        <w:tblW w:w="8788" w:type="dxa"/>
         <w:tblCellMar>
           <w:left w:w="108" w:type="dxa"/>
           <w:right w:w="108" w:type="dxa"/>
         </w:tblCellMar>
+        <w:tblW w:w="8788" w:type="dxa"/>
         <w:tblBorders>
           <w:top w:val="single" w:sz="4" w:color="2E74B5" w:space="0"/>
           <w:left w:val="single" w:sz="4" w:color="2E74B5" w:space="0"/>
@@ -294,13 +294,13 @@
         <w:tc>
           <w:tcPr>
             <w:tcW w:w="1500" w:type="dxa"/>
-            <w:shd w:val="clear" w:color="auto" w:fill="D9D9D9"/>
-            <w:tcMar>
-              <w:top w:w="60" w:type="dxa"/>
-              <w:left w:w="120" w:type="dxa"/>
-              <w:bottom w:w="60" w:type="dxa"/>
-              <w:right w:w="120" w:type="dxa"/>
-            </w:tcMar>
+            <w:tcMar>
+              <w:top w:w="60" w:type="dxa"/>
+              <w:left w:w="120" w:type="dxa"/>
+              <w:bottom w:w="60" w:type="dxa"/>
+              <w:right w:w="120" w:type="dxa"/>
+            </w:tcMar>
+            <w:shd w:val="clear" w:color="auto" w:fill="DEEAF1"/>
           </w:tcPr>
           <w:p>
             <w:pPr>
@@ -320,13 +320,13 @@
         <w:tc>
           <w:tcPr>
             <w:tcW w:w="2800" w:type="dxa"/>
-            <w:shd w:val="clear" w:color="auto" w:fill="D9D9D9"/>
-            <w:tcMar>
-              <w:top w:w="60" w:type="dxa"/>
-              <w:left w:w="120" w:type="dxa"/>
-              <w:bottom w:w="60" w:type="dxa"/>
-              <w:right w:w="120" w:type="dxa"/>
-            </w:tcMar>
+            <w:tcMar>
+              <w:top w:w="60" w:type="dxa"/>
+              <w:left w:w="120" w:type="dxa"/>
+              <w:bottom w:w="60" w:type="dxa"/>
+              <w:right w:w="120" w:type="dxa"/>
+            </w:tcMar>
+            <w:shd w:val="clear" w:color="auto" w:fill="DEEAF1"/>
           </w:tcPr>
           <w:p>
             <w:pPr>
@@ -346,13 +346,13 @@
         <w:tc>
           <w:tcPr>
             <w:tcW w:w="2000" w:type="dxa"/>
-            <w:shd w:val="clear" w:color="auto" w:fill="D9D9D9"/>
-            <w:tcMar>
-              <w:top w:w="60" w:type="dxa"/>
-              <w:left w:w="120" w:type="dxa"/>
-              <w:bottom w:w="60" w:type="dxa"/>
-              <w:right w:w="120" w:type="dxa"/>
-            </w:tcMar>
+            <w:tcMar>
+              <w:top w:w="60" w:type="dxa"/>
+              <w:left w:w="120" w:type="dxa"/>
+              <w:bottom w:w="60" w:type="dxa"/>
+              <w:right w:w="120" w:type="dxa"/>
+            </w:tcMar>
+            <w:shd w:val="clear" w:color="auto" w:fill="DEEAF1"/>
           </w:tcPr>
           <w:p>
             <w:pPr>
@@ -372,13 +372,13 @@
         <w:tc>
           <w:tcPr>
             <w:tcW w:w="2488" w:type="dxa"/>
-            <w:shd w:val="clear" w:color="auto" w:fill="D9D9D9"/>
-            <w:tcMar>
-              <w:top w:w="60" w:type="dxa"/>
-              <w:left w:w="120" w:type="dxa"/>
-              <w:bottom w:w="60" w:type="dxa"/>
-              <w:right w:w="120" w:type="dxa"/>
-            </w:tcMar>
+            <w:tcMar>
+              <w:top w:w="60" w:type="dxa"/>
+              <w:left w:w="120" w:type="dxa"/>
+              <w:bottom w:w="60" w:type="dxa"/>
+              <w:right w:w="120" w:type="dxa"/>
+            </w:tcMar>
+            <w:shd w:val="clear" w:color="auto" w:fill="DEEAF1"/>
           </w:tcPr>
           <w:p>
             <w:pPr>
@@ -937,7 +937,7 @@
         </w:trPr>
         <w:tc>
           <w:tcPr>
-            <w:tcW w:w="2460" w:type="dxa"/>
+            <w:tcW w:w="3000" w:type="dxa"/>
             <w:tcMar>
               <w:top w:w="60" w:type="dxa"/>
               <w:left w:w="120" w:type="dxa"/>
@@ -958,7 +958,7 @@
         </w:tc>
         <w:tc>
           <w:tcPr>
-            <w:tcW w:w="6328" w:type="dxa"/>
+            <w:tcW w:w="5788" w:type="dxa"/>
             <w:tcMar>
               <w:top w:w="60" w:type="dxa"/>
               <w:left w:w="120" w:type="dxa"/>
@@ -980,9 +980,7 @@
       </w:tr>
       <w:tr>
         <w:tc>
-          <w:tcPr>
-            <w:tcW w:w="2460" w:type="dxa"/>
-          </w:tcPr>
+          <w:tcPr/>
           <w:p>
             <w:pPr>
               <w:pStyle w:val="Compact"/>
@@ -994,7 +992,7 @@
         </w:tc>
         <w:tc>
           <w:tcPr>
-            <w:tcW w:w="6328" w:type="dxa"/>
+            <w:tcW w:w="5788" w:type="dxa"/>
             <w:tcMar>
               <w:top w:w="60" w:type="dxa"/>
               <w:left w:w="120" w:type="dxa"/>
@@ -1024,6 +1022,7 @@
         </w:tc>
         <w:tc>
           <w:tcPr>
+            <w:tcW w:w="5788" w:type="dxa"/>
             <w:tcMar>
               <w:top w:w="60" w:type="dxa"/>
               <w:left w:w="120" w:type="dxa"/>
@@ -1052,31 +1051,20 @@
           </w:p>
         </w:tc>
         <w:tc>
-          <w:tcPr>
-            <w:tcW w:w="6328" w:type="dxa"/>
-          </w:tcPr>
-          <w:p>
-            <w:pPr>
-              <w:pStyle w:val="Compact"/>
-            </w:pPr>
-          </w:p>
-        </w:tc>
-      </w:tr>
-      <w:tr>
-        <w:tc>
-          <w:tcPr>
-            <w:tcW w:w="2460" w:type="dxa"/>
-            <w:tcMar>
-              <w:top w:w="60" w:type="dxa"/>
-              <w:left w:w="120" w:type="dxa"/>
-              <w:bottom w:w="60" w:type="dxa"/>
-              <w:right w:w="120" w:type="dxa"/>
-            </w:tcMar>
-          </w:tcPr>
-          <w:p>
-            <w:pPr>
-              <w:pStyle w:val="Compact"/>
-              <w:wordWrap w:val="1"/>
+          <w:tcPr/>
+          <w:p>
+            <w:pPr>
+              <w:pStyle w:val="Compact"/>
+            </w:pPr>
+          </w:p>
+        </w:tc>
+      </w:tr>
+      <w:tr>
+        <w:tc>
+          <w:tcPr/>
+          <w:p>
+            <w:pPr>
+              <w:pStyle w:val="Compact"/>
             </w:pPr>
             <w:r>
               <w:t xml:space="preserve">고객 부품번호 (해당 시)</w:t>
@@ -1085,6 +1073,7 @@
         </w:tc>
         <w:tc>
           <w:tcPr>
+            <w:tcW w:w="5788" w:type="dxa"/>
             <w:tcMar>
               <w:top w:w="60" w:type="dxa"/>
               <w:left w:w="120" w:type="dxa"/>
@@ -1438,7 +1427,7 @@
         </w:trPr>
         <w:tc>
           <w:tcPr>
-            <w:tcW w:w="2460" w:type="dxa"/>
+            <w:tcW w:w="2840" w:type="dxa"/>
             <w:tcMar>
               <w:top w:w="60" w:type="dxa"/>
               <w:left w:w="120" w:type="dxa"/>
@@ -1459,7 +1448,7 @@
         </w:tc>
         <w:tc>
           <w:tcPr>
-            <w:tcW w:w="6328" w:type="dxa"/>
+            <w:tcW w:w="5948" w:type="dxa"/>
             <w:tcMar>
               <w:top w:w="60" w:type="dxa"/>
               <w:left w:w="120" w:type="dxa"/>
@@ -1481,9 +1470,7 @@
       </w:tr>
       <w:tr>
         <w:tc>
-          <w:tcPr>
-            <w:tcW w:w="2460" w:type="dxa"/>
-          </w:tcPr>
+          <w:tcPr/>
           <w:p>
             <w:pPr>
               <w:pStyle w:val="Compact"/>
@@ -1499,36 +1486,28 @@
         </w:tc>
         <w:tc>
           <w:tcPr>
-            <w:tcW w:w="6328" w:type="dxa"/>
-            <w:tcMar>
-              <w:top w:w="60" w:type="dxa"/>
-              <w:left w:w="120" w:type="dxa"/>
-              <w:bottom w:w="60" w:type="dxa"/>
-              <w:right w:w="120" w:type="dxa"/>
-            </w:tcMar>
-          </w:tcPr>
-          <w:p>
-            <w:pPr>
-              <w:pStyle w:val="Compact"/>
-              <w:wordWrap w:val="1"/>
-            </w:pPr>
-          </w:p>
-        </w:tc>
-      </w:tr>
-      <w:tr>
-        <w:tc>
-          <w:tcPr>
-            <w:tcMar>
-              <w:top w:w="60" w:type="dxa"/>
-              <w:left w:w="120" w:type="dxa"/>
-              <w:bottom w:w="60" w:type="dxa"/>
-              <w:right w:w="120" w:type="dxa"/>
-            </w:tcMar>
-          </w:tcPr>
-          <w:p>
-            <w:pPr>
-              <w:pStyle w:val="Compact"/>
-              <w:wordWrap w:val="1"/>
+            <w:tcW w:w="5948" w:type="dxa"/>
+            <w:tcMar>
+              <w:top w:w="60" w:type="dxa"/>
+              <w:left w:w="120" w:type="dxa"/>
+              <w:bottom w:w="60" w:type="dxa"/>
+              <w:right w:w="120" w:type="dxa"/>
+            </w:tcMar>
+          </w:tcPr>
+          <w:p>
+            <w:pPr>
+              <w:pStyle w:val="Compact"/>
+              <w:wordWrap w:val="1"/>
+            </w:pPr>
+          </w:p>
+        </w:tc>
+      </w:tr>
+      <w:tr>
+        <w:tc>
+          <w:tcPr/>
+          <w:p>
+            <w:pPr>
+              <w:pStyle w:val="Compact"/>
             </w:pPr>
             <w:r>
               <w:rPr>
@@ -1541,6 +1520,7 @@
         </w:tc>
         <w:tc>
           <w:tcPr>
+            <w:tcW w:w="5948" w:type="dxa"/>
             <w:tcMar>
               <w:top w:w="60" w:type="dxa"/>
               <w:left w:w="120" w:type="dxa"/>
@@ -2362,7 +2342,7 @@
         </w:trPr>
         <w:tc>
           <w:tcPr>
-            <w:tcW w:w="2460" w:type="dxa"/>
+            <w:tcW w:w="1878" w:type="dxa"/>
             <w:tcMar>
               <w:top w:w="60" w:type="dxa"/>
               <w:left w:w="120" w:type="dxa"/>
@@ -2383,7 +2363,7 @@
         </w:tc>
         <w:tc>
           <w:tcPr>
-            <w:tcW w:w="6328" w:type="dxa"/>
+            <w:tcW w:w="6910" w:type="dxa"/>
             <w:tcMar>
               <w:top w:w="60" w:type="dxa"/>
               <w:left w:w="120" w:type="dxa"/>
@@ -2405,25 +2385,16 @@
       </w:tr>
       <w:tr>
         <w:tc>
-          <w:tcPr>
-            <w:tcW w:w="2460" w:type="dxa"/>
-            <w:tcMar>
-              <w:top w:w="60" w:type="dxa"/>
-              <w:left w:w="120" w:type="dxa"/>
-              <w:bottom w:w="60" w:type="dxa"/>
-              <w:right w:w="120" w:type="dxa"/>
-            </w:tcMar>
-          </w:tcPr>
-          <w:p>
-            <w:pPr>
-              <w:pStyle w:val="Compact"/>
-              <w:wordWrap w:val="1"/>
-            </w:pPr>
-          </w:p>
-        </w:tc>
-        <w:tc>
-          <w:tcPr>
-            <w:tcW w:w="6328" w:type="dxa"/>
+          <w:tcPr/>
+          <w:p>
+            <w:pPr>
+              <w:pStyle w:val="Compact"/>
+            </w:pPr>
+          </w:p>
+        </w:tc>
+        <w:tc>
+          <w:tcPr>
+            <w:tcW w:w="6910" w:type="dxa"/>
             <w:tcMar>
               <w:top w:w="60" w:type="dxa"/>
               <w:left w:w="120" w:type="dxa"/>
@@ -3705,7 +3676,7 @@
         </w:trPr>
         <w:tc>
           <w:tcPr>
-            <w:tcW w:w="2460" w:type="dxa"/>
+            <w:tcW w:w="3000" w:type="dxa"/>
             <w:tcMar>
               <w:top w:w="60" w:type="dxa"/>
               <w:left w:w="120" w:type="dxa"/>
@@ -3726,7 +3697,7 @@
         </w:tc>
         <w:tc>
           <w:tcPr>
-            <w:tcW w:w="6328" w:type="dxa"/>
+            <w:tcW w:w="5788" w:type="dxa"/>
             <w:tcMar>
               <w:top w:w="60" w:type="dxa"/>
               <w:left w:w="120" w:type="dxa"/>
@@ -3748,9 +3719,7 @@
       </w:tr>
       <w:tr>
         <w:tc>
-          <w:tcPr>
-            <w:tcW w:w="2460" w:type="dxa"/>
-          </w:tcPr>
+          <w:tcPr/>
           <w:p>
             <w:pPr>
               <w:pStyle w:val="Compact"/>
@@ -3762,7 +3731,7 @@
         </w:tc>
         <w:tc>
           <w:tcPr>
-            <w:tcW w:w="6328" w:type="dxa"/>
+            <w:tcW w:w="5788" w:type="dxa"/>
             <w:tcMar>
               <w:top w:w="60" w:type="dxa"/>
               <w:left w:w="120" w:type="dxa"/>
@@ -3792,35 +3761,28 @@
         </w:tc>
         <w:tc>
           <w:tcPr>
-            <w:tcMar>
-              <w:top w:w="60" w:type="dxa"/>
-              <w:left w:w="120" w:type="dxa"/>
-              <w:bottom w:w="60" w:type="dxa"/>
-              <w:right w:w="120" w:type="dxa"/>
-            </w:tcMar>
-          </w:tcPr>
-          <w:p>
-            <w:pPr>
-              <w:pStyle w:val="Compact"/>
-              <w:wordWrap w:val="1"/>
-            </w:pPr>
-          </w:p>
-        </w:tc>
-      </w:tr>
-      <w:tr>
-        <w:tc>
-          <w:tcPr>
-            <w:tcMar>
-              <w:top w:w="60" w:type="dxa"/>
-              <w:left w:w="120" w:type="dxa"/>
-              <w:bottom w:w="60" w:type="dxa"/>
-              <w:right w:w="120" w:type="dxa"/>
-            </w:tcMar>
-          </w:tcPr>
-          <w:p>
-            <w:pPr>
-              <w:pStyle w:val="Compact"/>
-              <w:wordWrap w:val="1"/>
+            <w:tcW w:w="5788" w:type="dxa"/>
+            <w:tcMar>
+              <w:top w:w="60" w:type="dxa"/>
+              <w:left w:w="120" w:type="dxa"/>
+              <w:bottom w:w="60" w:type="dxa"/>
+              <w:right w:w="120" w:type="dxa"/>
+            </w:tcMar>
+          </w:tcPr>
+          <w:p>
+            <w:pPr>
+              <w:pStyle w:val="Compact"/>
+              <w:wordWrap w:val="1"/>
+            </w:pPr>
+          </w:p>
+        </w:tc>
+      </w:tr>
+      <w:tr>
+        <w:tc>
+          <w:tcPr/>
+          <w:p>
+            <w:pPr>
+              <w:pStyle w:val="Compact"/>
             </w:pPr>
             <w:r>
               <w:t xml:space="preserve">시험/검증 비용 (해당 시)</w:t>
@@ -3829,7 +3791,6 @@
         </w:tc>
         <w:tc>
           <w:tcPr>
-            <w:tcW w:w="6328" w:type="dxa"/>
             <w:tcMar>
               <w:top w:w="60" w:type="dxa"/>
               <w:left w:w="120" w:type="dxa"/>
@@ -3881,7 +3842,7 @@
         </w:trPr>
         <w:tc>
           <w:tcPr>
-            <w:tcW w:w="2460" w:type="dxa"/>
+            <w:tcW w:w="3000" w:type="dxa"/>
             <w:tcMar>
               <w:top w:w="60" w:type="dxa"/>
               <w:left w:w="120" w:type="dxa"/>
@@ -3902,7 +3863,7 @@
         </w:tc>
         <w:tc>
           <w:tcPr>
-            <w:tcW w:w="6328" w:type="dxa"/>
+            <w:tcW w:w="5788" w:type="dxa"/>
             <w:tcMar>
               <w:top w:w="60" w:type="dxa"/>
               <w:left w:w="120" w:type="dxa"/>
@@ -3924,9 +3885,7 @@
       </w:tr>
       <w:tr>
         <w:tc>
-          <w:tcPr>
-            <w:tcW w:w="2460" w:type="dxa"/>
-          </w:tcPr>
+          <w:tcPr/>
           <w:p>
             <w:pPr>
               <w:pStyle w:val="Compact"/>
@@ -3938,7 +3897,7 @@
         </w:tc>
         <w:tc>
           <w:tcPr>
-            <w:tcW w:w="6328" w:type="dxa"/>
+            <w:tcW w:w="5788" w:type="dxa"/>
             <w:tcMar>
               <w:top w:w="60" w:type="dxa"/>
               <w:left w:w="120" w:type="dxa"/>
@@ -3967,28 +3926,29 @@
           </w:p>
         </w:tc>
         <w:tc>
-          <w:tcPr/>
-          <w:p>
-            <w:pPr>
-              <w:pStyle w:val="Compact"/>
-            </w:pPr>
-          </w:p>
-        </w:tc>
-      </w:tr>
-      <w:tr>
-        <w:tc>
-          <w:tcPr>
-            <w:tcMar>
-              <w:top w:w="60" w:type="dxa"/>
-              <w:left w:w="120" w:type="dxa"/>
-              <w:bottom w:w="60" w:type="dxa"/>
-              <w:right w:w="120" w:type="dxa"/>
-            </w:tcMar>
-          </w:tcPr>
-          <w:p>
-            <w:pPr>
-              <w:pStyle w:val="Compact"/>
-              <w:wordWrap w:val="1"/>
+          <w:tcPr>
+            <w:tcW w:w="5788" w:type="dxa"/>
+            <w:tcMar>
+              <w:top w:w="60" w:type="dxa"/>
+              <w:left w:w="120" w:type="dxa"/>
+              <w:bottom w:w="60" w:type="dxa"/>
+              <w:right w:w="120" w:type="dxa"/>
+            </w:tcMar>
+          </w:tcPr>
+          <w:p>
+            <w:pPr>
+              <w:pStyle w:val="Compact"/>
+              <w:wordWrap w:val="1"/>
+            </w:pPr>
+          </w:p>
+        </w:tc>
+      </w:tr>
+      <w:tr>
+        <w:tc>
+          <w:tcPr/>
+          <w:p>
+            <w:pPr>
+              <w:pStyle w:val="Compact"/>
             </w:pPr>
             <w:r>
               <w:t xml:space="preserve">고객 통보 필요 여부</w:t>
@@ -3997,7 +3957,6 @@
         </w:tc>
         <w:tc>
           <w:tcPr>
-            <w:tcW w:w="6328" w:type="dxa"/>
             <w:tcMar>
               <w:top w:w="60" w:type="dxa"/>
               <w:left w:w="120" w:type="dxa"/>
@@ -4042,7 +4001,7 @@
         </w:trPr>
         <w:tc>
           <w:tcPr>
-            <w:tcW w:w="2460" w:type="dxa"/>
+            <w:tcW w:w="2125" w:type="dxa"/>
             <w:tcMar>
               <w:top w:w="60" w:type="dxa"/>
               <w:left w:w="120" w:type="dxa"/>
@@ -4063,7 +4022,7 @@
         </w:tc>
         <w:tc>
           <w:tcPr>
-            <w:tcW w:w="6328" w:type="dxa"/>
+            <w:tcW w:w="6663" w:type="dxa"/>
             <w:tcMar>
               <w:top w:w="60" w:type="dxa"/>
               <w:left w:w="120" w:type="dxa"/>
@@ -4085,25 +4044,16 @@
       </w:tr>
       <w:tr>
         <w:tc>
-          <w:tcPr>
-            <w:tcW w:w="2460" w:type="dxa"/>
-            <w:tcMar>
-              <w:top w:w="60" w:type="dxa"/>
-              <w:left w:w="120" w:type="dxa"/>
-              <w:bottom w:w="60" w:type="dxa"/>
-              <w:right w:w="120" w:type="dxa"/>
-            </w:tcMar>
-          </w:tcPr>
-          <w:p>
-            <w:pPr>
-              <w:pStyle w:val="Compact"/>
-              <w:wordWrap w:val="1"/>
-            </w:pPr>
-          </w:p>
-        </w:tc>
-        <w:tc>
-          <w:tcPr>
-            <w:tcW w:w="6328" w:type="dxa"/>
+          <w:tcPr/>
+          <w:p>
+            <w:pPr>
+              <w:pStyle w:val="Compact"/>
+            </w:pPr>
+          </w:p>
+        </w:tc>
+        <w:tc>
+          <w:tcPr>
+            <w:tcW w:w="6663" w:type="dxa"/>
             <w:tcMar>
               <w:top w:w="60" w:type="dxa"/>
               <w:left w:w="120" w:type="dxa"/>
@@ -4630,18 +4580,10 @@
           </w:p>
         </w:tc>
         <w:tc>
-          <w:tcPr>
-            <w:tcMar>
-              <w:top w:w="60" w:type="dxa"/>
-              <w:left w:w="120" w:type="dxa"/>
-              <w:bottom w:w="60" w:type="dxa"/>
-              <w:right w:w="120" w:type="dxa"/>
-            </w:tcMar>
-          </w:tcPr>
-          <w:p>
-            <w:pPr>
-              <w:pStyle w:val="Compact"/>
-              <w:wordWrap w:val="1"/>
+          <w:tcPr/>
+          <w:p>
+            <w:pPr>
+              <w:pStyle w:val="Compact"/>
             </w:pPr>
           </w:p>
         </w:tc>
@@ -4683,18 +4625,10 @@
           </w:p>
         </w:tc>
         <w:tc>
-          <w:tcPr>
-            <w:tcMar>
-              <w:top w:w="60" w:type="dxa"/>
-              <w:left w:w="120" w:type="dxa"/>
-              <w:bottom w:w="60" w:type="dxa"/>
-              <w:right w:w="120" w:type="dxa"/>
-            </w:tcMar>
-          </w:tcPr>
-          <w:p>
-            <w:pPr>
-              <w:pStyle w:val="Compact"/>
-              <w:wordWrap w:val="1"/>
+          <w:tcPr/>
+          <w:p>
+            <w:pPr>
+              <w:pStyle w:val="Compact"/>
             </w:pPr>
           </w:p>
         </w:tc>
@@ -4736,18 +4670,10 @@
           </w:p>
         </w:tc>
         <w:tc>
-          <w:tcPr>
-            <w:tcMar>
-              <w:top w:w="60" w:type="dxa"/>
-              <w:left w:w="120" w:type="dxa"/>
-              <w:bottom w:w="60" w:type="dxa"/>
-              <w:right w:w="120" w:type="dxa"/>
-            </w:tcMar>
-          </w:tcPr>
-          <w:p>
-            <w:pPr>
-              <w:pStyle w:val="Compact"/>
-              <w:wordWrap w:val="1"/>
+          <w:tcPr/>
+          <w:p>
+            <w:pPr>
+              <w:pStyle w:val="Compact"/>
             </w:pPr>
           </w:p>
         </w:tc>
@@ -4789,18 +4715,10 @@
           </w:p>
         </w:tc>
         <w:tc>
-          <w:tcPr>
-            <w:tcMar>
-              <w:top w:w="60" w:type="dxa"/>
-              <w:left w:w="120" w:type="dxa"/>
-              <w:bottom w:w="60" w:type="dxa"/>
-              <w:right w:w="120" w:type="dxa"/>
-            </w:tcMar>
-          </w:tcPr>
-          <w:p>
-            <w:pPr>
-              <w:pStyle w:val="Compact"/>
-              <w:wordWrap w:val="1"/>
+          <w:tcPr/>
+          <w:p>
+            <w:pPr>
+              <w:pStyle w:val="Compact"/>
             </w:pPr>
           </w:p>
         </w:tc>
@@ -4842,18 +4760,10 @@
           </w:p>
         </w:tc>
         <w:tc>
-          <w:tcPr>
-            <w:tcMar>
-              <w:top w:w="60" w:type="dxa"/>
-              <w:left w:w="120" w:type="dxa"/>
-              <w:bottom w:w="60" w:type="dxa"/>
-              <w:right w:w="120" w:type="dxa"/>
-            </w:tcMar>
-          </w:tcPr>
-          <w:p>
-            <w:pPr>
-              <w:pStyle w:val="Compact"/>
-              <w:wordWrap w:val="1"/>
+          <w:tcPr/>
+          <w:p>
+            <w:pPr>
+              <w:pStyle w:val="Compact"/>
             </w:pPr>
           </w:p>
         </w:tc>
@@ -5385,7 +5295,7 @@
         </w:trPr>
         <w:tc>
           <w:tcPr>
-            <w:tcW w:w="2460" w:type="dxa"/>
+            <w:tcW w:w="2385" w:type="dxa"/>
             <w:tcMar>
               <w:top w:w="60" w:type="dxa"/>
               <w:left w:w="120" w:type="dxa"/>
@@ -5406,7 +5316,7 @@
         </w:tc>
         <w:tc>
           <w:tcPr>
-            <w:tcW w:w="6328" w:type="dxa"/>
+            <w:tcW w:w="6403" w:type="dxa"/>
             <w:tcMar>
               <w:top w:w="60" w:type="dxa"/>
               <w:left w:w="120" w:type="dxa"/>
@@ -5428,25 +5338,16 @@
       </w:tr>
       <w:tr>
         <w:tc>
-          <w:tcPr>
-            <w:tcW w:w="2460" w:type="dxa"/>
-            <w:tcMar>
-              <w:top w:w="60" w:type="dxa"/>
-              <w:left w:w="120" w:type="dxa"/>
-              <w:bottom w:w="60" w:type="dxa"/>
-              <w:right w:w="120" w:type="dxa"/>
-            </w:tcMar>
-          </w:tcPr>
-          <w:p>
-            <w:pPr>
-              <w:pStyle w:val="Compact"/>
-              <w:wordWrap w:val="1"/>
-            </w:pPr>
-          </w:p>
-        </w:tc>
-        <w:tc>
-          <w:tcPr>
-            <w:tcW w:w="6328" w:type="dxa"/>
+          <w:tcPr/>
+          <w:p>
+            <w:pPr>
+              <w:pStyle w:val="Compact"/>
+            </w:pPr>
+          </w:p>
+        </w:tc>
+        <w:tc>
+          <w:tcPr>
+            <w:tcW w:w="6403" w:type="dxa"/>
             <w:tcMar>
               <w:top w:w="60" w:type="dxa"/>
               <w:left w:w="120" w:type="dxa"/>
@@ -5503,7 +5404,7 @@
         </w:trPr>
         <w:tc>
           <w:tcPr>
-            <w:tcW w:w="2460" w:type="dxa"/>
+            <w:tcW w:w="3000" w:type="dxa"/>
             <w:tcMar>
               <w:top w:w="60" w:type="dxa"/>
               <w:left w:w="120" w:type="dxa"/>
@@ -5524,7 +5425,7 @@
         </w:tc>
         <w:tc>
           <w:tcPr>
-            <w:tcW w:w="6328" w:type="dxa"/>
+            <w:tcW w:w="5788" w:type="dxa"/>
             <w:tcMar>
               <w:top w:w="60" w:type="dxa"/>
               <w:left w:w="120" w:type="dxa"/>
@@ -5546,9 +5447,7 @@
       </w:tr>
       <w:tr>
         <w:tc>
-          <w:tcPr>
-            <w:tcW w:w="2460" w:type="dxa"/>
-          </w:tcPr>
+          <w:tcPr/>
           <w:p>
             <w:pPr>
               <w:pStyle w:val="Compact"/>
@@ -5560,7 +5459,7 @@
         </w:tc>
         <w:tc>
           <w:tcPr>
-            <w:tcW w:w="6328" w:type="dxa"/>
+            <w:tcW w:w="5788" w:type="dxa"/>
             <w:tcMar>
               <w:top w:w="60" w:type="dxa"/>
               <w:left w:w="120" w:type="dxa"/>
@@ -5590,6 +5489,7 @@
         </w:tc>
         <w:tc>
           <w:tcPr>
+            <w:tcW w:w="5788" w:type="dxa"/>
             <w:tcMar>
               <w:top w:w="60" w:type="dxa"/>
               <w:left w:w="120" w:type="dxa"/>
@@ -5621,9 +5521,7 @@
           </w:p>
         </w:tc>
         <w:tc>
-          <w:tcPr>
-            <w:tcW w:w="6328" w:type="dxa"/>
-          </w:tcPr>
+          <w:tcPr/>
           <w:p>
             <w:pPr>
               <w:pStyle w:val="Compact"/>
@@ -5636,19 +5534,10 @@
       </w:tr>
       <w:tr>
         <w:tc>
-          <w:tcPr>
-            <w:tcW w:w="2460" w:type="dxa"/>
-            <w:tcMar>
-              <w:top w:w="60" w:type="dxa"/>
-              <w:left w:w="120" w:type="dxa"/>
-              <w:bottom w:w="60" w:type="dxa"/>
-              <w:right w:w="120" w:type="dxa"/>
-            </w:tcMar>
-          </w:tcPr>
-          <w:p>
-            <w:pPr>
-              <w:pStyle w:val="Compact"/>
-              <w:wordWrap w:val="1"/>
+          <w:tcPr/>
+          <w:p>
+            <w:pPr>
+              <w:pStyle w:val="Compact"/>
             </w:pPr>
             <w:r>
               <w:t xml:space="preserve">소급 처리 여부</w:t>
@@ -5656,10 +5545,19 @@
           </w:p>
         </w:tc>
         <w:tc>
-          <w:tcPr/>
-          <w:p>
-            <w:pPr>
-              <w:pStyle w:val="Compact"/>
+          <w:tcPr>
+            <w:tcW w:w="5788" w:type="dxa"/>
+            <w:tcMar>
+              <w:top w:w="60" w:type="dxa"/>
+              <w:left w:w="120" w:type="dxa"/>
+              <w:bottom w:w="60" w:type="dxa"/>
+              <w:right w:w="120" w:type="dxa"/>
+            </w:tcMar>
+          </w:tcPr>
+          <w:p>
+            <w:pPr>
+              <w:pStyle w:val="Compact"/>
+              <w:wordWrap w:val="1"/>
             </w:pPr>
             <w:r>
               <w:t xml:space="preserve">□ 소급 처리 없음 □ 소급 처리 실시 (내용: )</w:t>
@@ -5693,18 +5591,10 @@
       </w:tr>
       <w:tr>
         <w:tc>
-          <w:tcPr>
-            <w:tcMar>
-              <w:top w:w="60" w:type="dxa"/>
-              <w:left w:w="120" w:type="dxa"/>
-              <w:bottom w:w="60" w:type="dxa"/>
-              <w:right w:w="120" w:type="dxa"/>
-            </w:tcMar>
-          </w:tcPr>
-          <w:p>
-            <w:pPr>
-              <w:pStyle w:val="Compact"/>
-              <w:wordWrap w:val="1"/>
+          <w:tcPr/>
+          <w:p>
+            <w:pPr>
+              <w:pStyle w:val="Compact"/>
             </w:pPr>
             <w:r>
               <w:t xml:space="preserve">형상 기준선 갱신</w:t>
@@ -5712,18 +5602,10 @@
           </w:p>
         </w:tc>
         <w:tc>
-          <w:tcPr>
-            <w:tcMar>
-              <w:top w:w="60" w:type="dxa"/>
-              <w:left w:w="120" w:type="dxa"/>
-              <w:bottom w:w="60" w:type="dxa"/>
-              <w:right w:w="120" w:type="dxa"/>
-            </w:tcMar>
-          </w:tcPr>
-          <w:p>
-            <w:pPr>
-              <w:pStyle w:val="Compact"/>
-              <w:wordWrap w:val="1"/>
+          <w:tcPr/>
+          <w:p>
+            <w:pPr>
+              <w:pStyle w:val="Compact"/>
             </w:pPr>
             <w:r>
               <w:t xml:space="preserve">□ 완료 □ 해당 없음</w:t>
@@ -5951,18 +5833,10 @@
       </w:tr>
       <w:tr>
         <w:tc>
-          <w:tcPr>
-            <w:tcMar>
-              <w:top w:w="60" w:type="dxa"/>
-              <w:left w:w="120" w:type="dxa"/>
-              <w:bottom w:w="60" w:type="dxa"/>
-              <w:right w:w="120" w:type="dxa"/>
-            </w:tcMar>
-          </w:tcPr>
-          <w:p>
-            <w:pPr>
-              <w:pStyle w:val="Compact"/>
-              <w:wordWrap w:val="1"/>
+          <w:tcPr/>
+          <w:p>
+            <w:pPr>
+              <w:pStyle w:val="Compact"/>
             </w:pPr>
             <w:r>
               <w:t xml:space="preserve">품질팀장 확인</w:t>
@@ -5970,18 +5844,10 @@
           </w:p>
         </w:tc>
         <w:tc>
-          <w:tcPr>
-            <w:tcMar>
-              <w:top w:w="60" w:type="dxa"/>
-              <w:left w:w="120" w:type="dxa"/>
-              <w:bottom w:w="60" w:type="dxa"/>
-              <w:right w:w="120" w:type="dxa"/>
-            </w:tcMar>
-          </w:tcPr>
-          <w:p>
-            <w:pPr>
-              <w:pStyle w:val="Compact"/>
-              <w:wordWrap w:val="1"/>
+          <w:tcPr/>
+          <w:p>
+            <w:pPr>
+              <w:pStyle w:val="Compact"/>
             </w:pPr>
             <w:r>
               <w:t xml:space="preserve">품질팀장</w:t>
@@ -5989,34 +5855,18 @@
           </w:p>
         </w:tc>
         <w:tc>
-          <w:tcPr>
-            <w:tcMar>
-              <w:top w:w="60" w:type="dxa"/>
-              <w:left w:w="120" w:type="dxa"/>
-              <w:bottom w:w="60" w:type="dxa"/>
-              <w:right w:w="120" w:type="dxa"/>
-            </w:tcMar>
-          </w:tcPr>
-          <w:p>
-            <w:pPr>
-              <w:pStyle w:val="Compact"/>
-              <w:wordWrap w:val="1"/>
-            </w:pPr>
-          </w:p>
-        </w:tc>
-        <w:tc>
-          <w:tcPr>
-            <w:tcMar>
-              <w:top w:w="60" w:type="dxa"/>
-              <w:left w:w="120" w:type="dxa"/>
-              <w:bottom w:w="60" w:type="dxa"/>
-              <w:right w:w="120" w:type="dxa"/>
-            </w:tcMar>
-          </w:tcPr>
-          <w:p>
-            <w:pPr>
-              <w:pStyle w:val="Compact"/>
-              <w:wordWrap w:val="1"/>
+          <w:tcPr/>
+          <w:p>
+            <w:pPr>
+              <w:pStyle w:val="Compact"/>
+            </w:pPr>
+          </w:p>
+        </w:tc>
+        <w:tc>
+          <w:tcPr/>
+          <w:p>
+            <w:pPr>
+              <w:pStyle w:val="Compact"/>
             </w:pPr>
           </w:p>
         </w:tc>
@@ -6706,8 +6556,8 @@
     <w:rPrDefault>
       <w:rPr>
         <w:rFonts w:asciiTheme="minorHAnsi" w:cstheme="minorBidi" w:eastAsiaTheme="minorEastAsia" w:hAnsiTheme="minorHAnsi"/>
-        <w:sz w:val="24"/>
-        <w:szCs w:val="24"/>
+        <w:sz w:val="20"/>
+        <w:szCs w:val="20"/>
         <w:lang w:bidi="ar-SA" w:eastAsia="zh-CN" w:val="en-US"/>
       </w:rPr>
     </w:rPrDefault>
@@ -6775,8 +6625,8 @@
     </w:pPr>
     <w:rPr>
       <w:rFonts w:asciiTheme="majorHAnsi" w:cstheme="majorBidi" w:eastAsiaTheme="majorEastAsia" w:hAnsiTheme="majorHAnsi"/>
-      <w:sz w:val="56"/>
-      <w:szCs w:val="56"/>
+      <w:sz w:val="44"/>
+      <w:szCs w:val="44"/>
     </w:rPr>
   </w:style>
   <w:style w:customStyle="1" w:styleId="TitleChar" w:type="character">
@@ -6787,8 +6637,8 @@
     <w:rsid w:val="00A10FD9"/>
     <w:rPr>
       <w:rFonts w:asciiTheme="majorHAnsi" w:cstheme="majorBidi" w:eastAsiaTheme="majorEastAsia" w:hAnsiTheme="majorHAnsi"/>
-      <w:sz w:val="56"/>
-      <w:szCs w:val="56"/>
+      <w:sz w:val="44"/>
+      <w:szCs w:val="44"/>
     </w:rPr>
   </w:style>
   <w:style w:styleId="Subtitle" w:type="paragraph">
@@ -6910,8 +6760,8 @@
     <w:rPr>
       <w:rFonts w:asciiTheme="majorHAnsi" w:cstheme="majorBidi" w:eastAsiaTheme="majorEastAsia" w:hAnsiTheme="majorHAnsi"/>
       <w:color w:themeColor="accent1" w:themeShade="BF" w:val="0F4761"/>
-      <w:sz w:val="40"/>
-      <w:szCs w:val="40"/>
+      <w:sz w:val="32"/>
+      <w:szCs w:val="32"/>
     </w:rPr>
   </w:style>
   <w:style w:styleId="Heading2" w:type="paragraph">
@@ -7101,8 +6951,8 @@
     <w:rPr>
       <w:rFonts w:asciiTheme="majorHAnsi" w:cstheme="majorBidi" w:eastAsiaTheme="majorEastAsia" w:hAnsiTheme="majorHAnsi"/>
       <w:color w:themeColor="accent1" w:themeShade="BF" w:val="0F4761"/>
-      <w:sz w:val="40"/>
-      <w:szCs w:val="40"/>
+      <w:sz w:val="32"/>
+      <w:szCs w:val="32"/>
     </w:rPr>
   </w:style>
   <w:style w:customStyle="1" w:styleId="Heading2Char" w:type="character">
